--- a/docx/knowledge-base/topics/prodigal/replication-roadmap.docx
+++ b/docx/knowledge-base/topics/prodigal/replication-roadmap.docx
@@ -440,7 +440,7 @@
         </w:rPr>
         <w:t xml:space="preserve"> </w:t>
       </w:r>
-      <w:hyperlink w:history="1" r:id="rId1mtxinqo_r6yqjr_lgaus">
+      <w:hyperlink w:history="1" r:id="rIdvb7r0h9kgyudrs86r-c8y">
         <w:r>
           <w:rPr>
             <w:rStyle w:val="Hyperlink"/>
@@ -826,7 +826,7 @@
         </w:rPr>
         <w:t xml:space="preserve"> </w:t>
       </w:r>
-      <w:hyperlink w:history="1" r:id="rIdbhsq4v0kj8dabtb2eoldl">
+      <w:hyperlink w:history="1" r:id="rIdruo7crvlblbmhhzs_su7h">
         <w:r>
           <w:rPr>
             <w:rStyle w:val="Hyperlink"/>
@@ -1111,7 +1111,7 @@
         </w:rPr>
         <w:t xml:space="preserve"> </w:t>
       </w:r>
-      <w:hyperlink w:history="1" r:id="rIdxzahd9e7w79yocb4pxslo">
+      <w:hyperlink w:history="1" r:id="rIdmahsd6rslpfr1jozbyosg">
         <w:r>
           <w:rPr>
             <w:rStyle w:val="Hyperlink"/>
@@ -1413,7 +1413,7 @@
         <w:spacing w:after="140" w:line="360"/>
         <w:jc w:val="both"/>
       </w:pPr>
-      <w:hyperlink w:history="1" r:id="rIdhfynraqxst73lefgie2f8">
+      <w:hyperlink w:history="1" r:id="rIdhs5cqspmb4u-_g1uhxy--">
         <w:r>
           <w:rPr>
             <w:rStyle w:val="Hyperlink"/>
@@ -1537,7 +1537,7 @@
         <w:spacing w:after="140" w:line="360"/>
         <w:jc w:val="both"/>
       </w:pPr>
-      <w:hyperlink w:history="1" r:id="rIdraicbudkc3-aqyal4late">
+      <w:hyperlink w:history="1" r:id="rId5rouxlx04lbhvbuq71gwd">
         <w:r>
           <w:rPr>
             <w:rStyle w:val="Hyperlink"/>
@@ -2057,7 +2057,7 @@
         </w:rPr>
         <w:t xml:space="preserve"> là mode riêng cho metagenome </w:t>
       </w:r>
-      <w:hyperlink w:history="1" r:id="rIda_uethtynovstq6cuf_sd">
+      <w:hyperlink w:history="1" r:id="rIded3o4guz2d0eavz5osjjz">
         <w:r>
           <w:rPr>
             <w:rStyle w:val="Hyperlink"/>
@@ -3308,7 +3308,7 @@
         </w:rPr>
         <w:t xml:space="preserve"> là mode riêng cho metagenome, không nên dùng mặc định cho complete bacterial genome nếu chưa có lý do </w:t>
       </w:r>
-      <w:hyperlink w:history="1" r:id="rIdqxe4wpxmcl4vwduiouub9">
+      <w:hyperlink w:history="1" r:id="rId8__ex26sjv_oy631ettxb">
         <w:r>
           <w:rPr>
             <w:rStyle w:val="Hyperlink"/>
@@ -3818,7 +3818,7 @@
         </w:rPr>
         <w:t xml:space="preserve"> GitHub README: </w:t>
       </w:r>
-      <w:hyperlink w:history="1" r:id="rIdgddbkkmgcpmsidnxzwjm3">
+      <w:hyperlink w:history="1" r:id="rIdfa1canlgz0txegw_uonbn">
         <w:r>
           <w:rPr>
             <w:rStyle w:val="Hyperlink"/>
@@ -3857,7 +3857,7 @@
         </w:rPr>
         <w:t xml:space="preserve"> paper: </w:t>
       </w:r>
-      <w:hyperlink w:history="1" r:id="rIdio5ix6rricrq8uixrnpsf">
+      <w:hyperlink w:history="1" r:id="rIdiozz-qbis0dtzkznaremu">
         <w:r>
           <w:rPr>
             <w:rStyle w:val="Hyperlink"/>
@@ -3896,7 +3896,7 @@
         </w:rPr>
         <w:t xml:space="preserve"> genome download how-to: </w:t>
       </w:r>
-      <w:hyperlink w:history="1" r:id="rId6xi7dsmrk20zdvcamn3bo">
+      <w:hyperlink w:history="1" r:id="rId3p2ht88qf_mwzh0dp8up3">
         <w:r>
           <w:rPr>
             <w:rStyle w:val="Hyperlink"/>
@@ -3935,7 +3935,7 @@
         </w:rPr>
         <w:t xml:space="preserve"> genome CLI reference: </w:t>
       </w:r>
-      <w:hyperlink w:history="1" r:id="rId53jl0t4kbgmc4ag5dp6nc">
+      <w:hyperlink w:history="1" r:id="rIdfpsf5bv6alghxcn27ymae">
         <w:r>
           <w:rPr>
             <w:rStyle w:val="Hyperlink"/>
@@ -3992,7 +3992,7 @@
         </w:rPr>
         <w:t xml:space="preserve">: </w:t>
       </w:r>
-      <w:hyperlink w:history="1" r:id="rIdzgelmvhodcczuuvg7bnyt">
+      <w:hyperlink w:history="1" r:id="rId0yq1fbxt6ysuftrpgtux3">
         <w:r>
           <w:rPr>
             <w:rStyle w:val="Hyperlink"/>
@@ -4049,7 +4049,7 @@
         </w:rPr>
         <w:t xml:space="preserve">: </w:t>
       </w:r>
-      <w:hyperlink w:history="1" r:id="rIdrwd0xbquh_x8eonnucddd">
+      <w:hyperlink w:history="1" r:id="rIda6d1e4f-o1ipuoeccmg4v">
         <w:r>
           <w:rPr>
             <w:rStyle w:val="Hyperlink"/>
@@ -4106,7 +4106,7 @@
         </w:rPr>
         <w:t xml:space="preserve">: </w:t>
       </w:r>
-      <w:hyperlink w:history="1" r:id="rIdl60zdz2s9liclmqodwtye">
+      <w:hyperlink w:history="1" r:id="rIddm8weo0zeaktypiydoolw">
         <w:r>
           <w:rPr>
             <w:rStyle w:val="Hyperlink"/>
